--- a/public/business-plans/education.docx
+++ b/public/business-plans/education.docx
@@ -56,7 +56,7 @@
           <w:rStyle w:val="CkCaption"/>
           <w:i/>
         </w:rPr>
-        <w:t>Это готовый образец (шаблон) бизнес-плана MoliyaHub для отрасли «Образование и EdTech». Замените текст в квадратных скобках [впишите] и примеры на данные вашего проекта, добавьте или удалите пункты по необходимости. Абзацы в рамке, отмеченные «ПРИМЕР», — иллюстрация формата ответа, а не факты о реальной компании. Финансовый план с рабочими формулами (SUM, прибыль, срок окупаемости, рентабельность) — в отдельном Excel-файле с тем же названием, который дополняет этот документ.</w:t>
+        <w:t>Это готовый образец (шаблон) бизнес-плана MoliyaHub для отрасли «Образование и EdTech». Замените текст в квадратных скобках [впишите] и примеры на данные вашего проекта, добавьте или удалите пункты по необходимости. Абзацы в рамке, отмеченные «ПРИМЕР», и раздел «Пример финансового расчёта» — иллюстрация формата и порядка величины на основе рыночных ориентиров 2025-2026 года, а не факты и не финансовая отчётность о реальной компании: перед подачей в банк или инвестору замените их на данные своего проекта. Тот же расчёт с рабочими формулами (SUM, прибыль, срок окупаемости, рентабельность), которые пересчитываются автоматически, — в отдельном Excel-файле с тем же названием, который дополняет этот документ.</w:t>
       </w:r>
     </w:p>
     <w:p>
@@ -457,13 +457,738 @@
     <w:p>
       <w:pPr>
         <w:pStyle w:val="Heading2"/>
+        <ck:id v="financial-example"/>
+      </w:pPr>
+      <w:bookmarkStart w:id="9" w:name="financial_example"/>
+      <w:r>
+        <w:t>Пример финансового расчёта</w:t>
+      </w:r>
+      <w:bookmarkEnd w:id="9"/>
+    </w:p>
+    <w:p>
+      <w:r>
+        <w:rPr>
+          <w:rStyle w:val="CkCaption"/>
+          <w:i/>
+        </w:rPr>
+        <w:t>Ниже — полностью посчитанный пример для иллюстративной компании из резюме, на основе рыночных ориентиров 2025-2026 года (аренда, зарплаты, цены на оборудование, налоги, ставки — со ссылкой на источник там, где он известен) и экспертных оценок порядка величины там, где точных данных нет (это отмечено в комментариях). Он показывает логику расчёта и реалистичный масштаб цифр — это не финансовая отчётность и не готовая заявка на кредит. Тот же расчёт с рабочими формулами — в Excel-файле с тем же названием; замените суммы там на данные своего проекта, и всё пересчитается автоматически.</w:t>
+      </w:r>
+    </w:p>
+    <w:p>
+      <w:r>
+        <w:rPr>
+          <w:b/>
+        </w:rPr>
+        <w:t>Стартовые затраты (единоразово)</w:t>
+      </w:r>
+    </w:p>
+    <w:tbl>
+      <w:tblPr>
+        <w:tblStyle w:val="CkTable"/>
+        <w:tblW w:w="0" w:type="auto"/>
+        <w:tblLayout w:type="autofit"/>
+        <w:tblLook w:firstRow="1" w:lastRow="0" w:firstColumn="0" w:lastColumn="0" w:noHBand="0" w:noVBand="1"/>
+      </w:tblPr>
+      <w:tblGrid>
+        <w:gridCol/>
+        <w:gridCol/>
+        <w:gridCol/>
+      </w:tblGrid>
+      <w:tr>
+        <w:trPr>
+          <w:tblHeader/>
+        </w:trPr>
+        <w:tc>
+          <w:tcPr/>
+          <w:p>
+            <w:r>
+              <w:rPr>
+                <w:b/>
+              </w:rPr>
+              <w:t>Статья</w:t>
+            </w:r>
+          </w:p>
+        </w:tc>
+        <w:tc>
+          <w:tcPr/>
+          <w:p>
+            <w:r>
+              <w:rPr>
+                <w:b/>
+              </w:rPr>
+              <w:t>Сумма, сум</w:t>
+            </w:r>
+          </w:p>
+        </w:tc>
+        <w:tc>
+          <w:tcPr/>
+          <w:p>
+            <w:r>
+              <w:rPr>
+                <w:b/>
+              </w:rPr>
+              <w:t>Комментарий</w:t>
+            </w:r>
+          </w:p>
+        </w:tc>
+      </w:tr>
+      <w:tr>
+        <w:tc>
+          <w:tcPr/>
+          <w:p>
+            <w:r>
+              <w:t>Аренда помещения / разработка платформы</w:t>
+            </w:r>
+          </w:p>
+        </w:tc>
+        <w:tc>
+          <w:tcPr/>
+          <w:p>
+            <w:r>
+              <w:t>120 000 000</w:t>
+            </w:r>
+          </w:p>
+        </w:tc>
+        <w:tc>
+          <w:tcPr/>
+          <w:p>
+            <w:r>
+              <w:t>оценка: офис/студия для съёмки уроков + разработка обучающей онлайн-платформы (LMS, личный кабинет)</w:t>
+            </w:r>
+          </w:p>
+        </w:tc>
+      </w:tr>
+      <w:tr>
+        <w:tc>
+          <w:tcPr/>
+          <w:p>
+            <w:r>
+              <w:t>Учебные материалы и лицензии на контент</w:t>
+            </w:r>
+          </w:p>
+        </w:tc>
+        <w:tc>
+          <w:tcPr/>
+          <w:p>
+            <w:r>
+              <w:t>60 000 000</w:t>
+            </w:r>
+          </w:p>
+        </w:tc>
+        <w:tc>
+          <w:tcPr/>
+          <w:p>
+            <w:r>
+              <w:t>оценка: разработка программ подготовки к межд. экзаменам, создание банка тестов</w:t>
+            </w:r>
+          </w:p>
+        </w:tc>
+      </w:tr>
+      <w:tr>
+        <w:tc>
+          <w:tcPr/>
+          <w:p>
+            <w:r>
+              <w:t>Регистрация образовательной деятельности</w:t>
+            </w:r>
+          </w:p>
+        </w:tc>
+        <w:tc>
+          <w:tcPr/>
+          <w:p>
+            <w:r>
+              <w:t>10 000 000</w:t>
+            </w:r>
+          </w:p>
+        </w:tc>
+        <w:tc>
+          <w:tcPr/>
+          <w:p>
+            <w:r>
+              <w:t>оценка: регистрация субъекта, лицензирование (при необходимости), разрешительная документация</w:t>
+            </w:r>
+          </w:p>
+        </w:tc>
+      </w:tr>
+      <w:tr>
+        <w:tc>
+          <w:tcPr/>
+          <w:p>
+            <w:r>
+              <w:t>Оборудование / IT-инфраструктура</w:t>
+            </w:r>
+          </w:p>
+        </w:tc>
+        <w:tc>
+          <w:tcPr/>
+          <w:p>
+            <w:r>
+              <w:t>90 000 000</w:t>
+            </w:r>
+          </w:p>
+        </w:tc>
+        <w:tc>
+          <w:tcPr/>
+          <w:p>
+            <w:r>
+              <w:t>оценка: компьютеры, камеры и свет для студии, интерактивная доска, хостинг видео</w:t>
+            </w:r>
+          </w:p>
+        </w:tc>
+      </w:tr>
+      <w:tr>
+        <w:tc>
+          <w:tcPr/>
+          <w:p>
+            <w:r>
+              <w:t>Маркетинг запуска</w:t>
+            </w:r>
+          </w:p>
+        </w:tc>
+        <w:tc>
+          <w:tcPr/>
+          <w:p>
+            <w:r>
+              <w:t>70 000 000</w:t>
+            </w:r>
+          </w:p>
+        </w:tc>
+        <w:tc>
+          <w:tcPr/>
+          <w:p>
+            <w:r>
+              <w:t>оценка: рекламные кампании в соцсетях/поиске для набора первых 300 учеников</w:t>
+            </w:r>
+          </w:p>
+        </w:tc>
+      </w:tr>
+      <w:tr>
+        <w:tc>
+          <w:tcPr/>
+          <w:p>
+            <w:r>
+              <w:rPr>
+                <w:b/>
+              </w:rPr>
+              <w:t>Итого стартовые затраты</w:t>
+            </w:r>
+          </w:p>
+        </w:tc>
+        <w:tc>
+          <w:tcPr/>
+          <w:p>
+            <w:r>
+              <w:rPr>
+                <w:b/>
+              </w:rPr>
+              <w:t>350 000 000</w:t>
+            </w:r>
+          </w:p>
+        </w:tc>
+        <w:tc>
+          <w:tcPr/>
+          <w:p/>
+        </w:tc>
+      </w:tr>
+    </w:tbl>
+    <w:p>
+      <w:r>
+        <w:rPr>
+          <w:b/>
+        </w:rPr>
+        <w:t>Ежемесячная выручка</w:t>
+      </w:r>
+    </w:p>
+    <w:tbl>
+      <w:tblPr>
+        <w:tblStyle w:val="CkTable"/>
+        <w:tblW w:w="0" w:type="auto"/>
+        <w:tblLayout w:type="autofit"/>
+        <w:tblLook w:firstRow="1" w:lastRow="0" w:firstColumn="0" w:lastColumn="0" w:noHBand="0" w:noVBand="1"/>
+      </w:tblPr>
+      <w:tblGrid>
+        <w:gridCol/>
+        <w:gridCol/>
+        <w:gridCol/>
+      </w:tblGrid>
+      <w:tr>
+        <w:trPr>
+          <w:tblHeader/>
+        </w:trPr>
+        <w:tc>
+          <w:tcPr/>
+          <w:p>
+            <w:r>
+              <w:rPr>
+                <w:b/>
+              </w:rPr>
+              <w:t>Статья</w:t>
+            </w:r>
+          </w:p>
+        </w:tc>
+        <w:tc>
+          <w:tcPr/>
+          <w:p>
+            <w:r>
+              <w:rPr>
+                <w:b/>
+              </w:rPr>
+              <w:t>Сумма, сум</w:t>
+            </w:r>
+          </w:p>
+        </w:tc>
+        <w:tc>
+          <w:tcPr/>
+          <w:p>
+            <w:r>
+              <w:rPr>
+                <w:b/>
+              </w:rPr>
+              <w:t>Комментарий</w:t>
+            </w:r>
+          </w:p>
+        </w:tc>
+      </w:tr>
+      <w:tr>
+        <w:tc>
+          <w:tcPr/>
+          <w:p>
+            <w:r>
+              <w:t>Оплата курсов / абонементов слушателями</w:t>
+            </w:r>
+          </w:p>
+        </w:tc>
+        <w:tc>
+          <w:tcPr/>
+          <w:p>
+            <w:r>
+              <w:t>96 000 000</w:t>
+            </w:r>
+          </w:p>
+        </w:tc>
+        <w:tc>
+          <w:tcPr/>
+          <w:p>
+            <w:r>
+              <w:t>300 учеников × ~320 тыс. сум/мес — оценка на основе диапазона цен профильных курсов в Ташкенте (офлайн IELTS/SAT от ~400-800 тыс. сум/мес)</w:t>
+            </w:r>
+          </w:p>
+        </w:tc>
+      </w:tr>
+      <w:tr>
+        <w:tc>
+          <w:tcPr/>
+          <w:p>
+            <w:r>
+              <w:t>Корпоративное обучение</w:t>
+            </w:r>
+          </w:p>
+        </w:tc>
+        <w:tc>
+          <w:tcPr/>
+          <w:p>
+            <w:r>
+              <w:t>6 000 000</w:t>
+            </w:r>
+          </w:p>
+        </w:tc>
+        <w:tc>
+          <w:tcPr/>
+          <w:p>
+            <w:r>
+              <w:t>оценка: партнёрства со школами/центрами на групповое обучение</w:t>
+            </w:r>
+          </w:p>
+        </w:tc>
+      </w:tr>
+      <w:tr>
+        <w:tc>
+          <w:tcPr/>
+          <w:p>
+            <w:r>
+              <w:t>Продажа записанных курсов и материалов</w:t>
+            </w:r>
+          </w:p>
+        </w:tc>
+        <w:tc>
+          <w:tcPr/>
+          <w:p>
+            <w:r>
+              <w:t>4 000 000</w:t>
+            </w:r>
+          </w:p>
+        </w:tc>
+        <w:tc>
+          <w:tcPr/>
+          <w:p>
+            <w:r>
+              <w:t>оценка: разовая продажа записанных модулей вне подписки</w:t>
+            </w:r>
+          </w:p>
+        </w:tc>
+      </w:tr>
+      <w:tr>
+        <w:tc>
+          <w:tcPr/>
+          <w:p>
+            <w:r>
+              <w:t>Интенсивы и мастер-классы</w:t>
+            </w:r>
+          </w:p>
+        </w:tc>
+        <w:tc>
+          <w:tcPr/>
+          <w:p>
+            <w:r>
+              <w:t>6 000 000</w:t>
+            </w:r>
+          </w:p>
+        </w:tc>
+        <w:tc>
+          <w:tcPr/>
+          <w:p>
+            <w:r>
+              <w:t>оценка: платные интенсивы выходного дня перед экзаменационными сессиями</w:t>
+            </w:r>
+          </w:p>
+        </w:tc>
+      </w:tr>
+      <w:tr>
+        <w:tc>
+          <w:tcPr/>
+          <w:p>
+            <w:r>
+              <w:rPr>
+                <w:b/>
+              </w:rPr>
+              <w:t>Итого выручка/мес</w:t>
+            </w:r>
+          </w:p>
+        </w:tc>
+        <w:tc>
+          <w:tcPr/>
+          <w:p>
+            <w:r>
+              <w:rPr>
+                <w:b/>
+              </w:rPr>
+              <w:t>112 000 000</w:t>
+            </w:r>
+          </w:p>
+        </w:tc>
+        <w:tc>
+          <w:tcPr/>
+          <w:p/>
+        </w:tc>
+      </w:tr>
+    </w:tbl>
+    <w:p>
+      <w:r>
+        <w:rPr>
+          <w:b/>
+        </w:rPr>
+        <w:t>Ежемесячные операционные расходы</w:t>
+      </w:r>
+    </w:p>
+    <w:tbl>
+      <w:tblPr>
+        <w:tblStyle w:val="CkTable"/>
+        <w:tblW w:w="0" w:type="auto"/>
+        <w:tblLayout w:type="autofit"/>
+        <w:tblLook w:firstRow="1" w:lastRow="0" w:firstColumn="0" w:lastColumn="0" w:noHBand="0" w:noVBand="1"/>
+      </w:tblPr>
+      <w:tblGrid>
+        <w:gridCol/>
+        <w:gridCol/>
+        <w:gridCol/>
+      </w:tblGrid>
+      <w:tr>
+        <w:trPr>
+          <w:tblHeader/>
+        </w:trPr>
+        <w:tc>
+          <w:tcPr/>
+          <w:p>
+            <w:r>
+              <w:rPr>
+                <w:b/>
+              </w:rPr>
+              <w:t>Статья</w:t>
+            </w:r>
+          </w:p>
+        </w:tc>
+        <w:tc>
+          <w:tcPr/>
+          <w:p>
+            <w:r>
+              <w:rPr>
+                <w:b/>
+              </w:rPr>
+              <w:t>Сумма, сум</w:t>
+            </w:r>
+          </w:p>
+        </w:tc>
+        <w:tc>
+          <w:tcPr/>
+          <w:p>
+            <w:r>
+              <w:rPr>
+                <w:b/>
+              </w:rPr>
+              <w:t>Комментарий</w:t>
+            </w:r>
+          </w:p>
+        </w:tc>
+      </w:tr>
+      <w:tr>
+        <w:tc>
+          <w:tcPr/>
+          <w:p>
+            <w:r>
+              <w:t>ФОТ преподавателей</w:t>
+            </w:r>
+          </w:p>
+        </w:tc>
+        <w:tc>
+          <w:tcPr/>
+          <w:p>
+            <w:r>
+              <w:t>35 000 000</w:t>
+            </w:r>
+          </w:p>
+        </w:tc>
+        <w:tc>
+          <w:tcPr/>
+          <w:p>
+            <w:r>
+              <w:t>8-10 преподавателей part-time (~3,5 млн/чел. в среднем) + методист; ориентир — средняя зарплата по Ташкенту 10,38 млн сум</w:t>
+            </w:r>
+          </w:p>
+        </w:tc>
+      </w:tr>
+      <w:tr>
+        <w:tc>
+          <w:tcPr/>
+          <w:p>
+            <w:r>
+              <w:t>Аренда / хостинг платформы</w:t>
+            </w:r>
+          </w:p>
+        </w:tc>
+        <w:tc>
+          <w:tcPr/>
+          <w:p>
+            <w:r>
+              <w:t>7 000 000</w:t>
+            </w:r>
+          </w:p>
+        </w:tc>
+        <w:tc>
+          <w:tcPr/>
+          <w:p>
+            <w:r>
+              <w:t>оценка: аренда небольшого офиса/студии + облачный хостинг видео и LMS</w:t>
+            </w:r>
+          </w:p>
+        </w:tc>
+      </w:tr>
+      <w:tr>
+        <w:tc>
+          <w:tcPr/>
+          <w:p>
+            <w:r>
+              <w:t>Разработка и обновление учебных материалов</w:t>
+            </w:r>
+          </w:p>
+        </w:tc>
+        <w:tc>
+          <w:tcPr/>
+          <w:p>
+            <w:r>
+              <w:t>8 000 000</w:t>
+            </w:r>
+          </w:p>
+        </w:tc>
+        <w:tc>
+          <w:tcPr/>
+          <w:p>
+            <w:r>
+              <w:t>оценка регулярного обновления тестов под актуальные форматы экзаменов</w:t>
+            </w:r>
+          </w:p>
+        </w:tc>
+      </w:tr>
+      <w:tr>
+        <w:tc>
+          <w:tcPr/>
+          <w:p>
+            <w:r>
+              <w:t>Маркетинг и привлечение учеников</w:t>
+            </w:r>
+          </w:p>
+        </w:tc>
+        <w:tc>
+          <w:tcPr/>
+          <w:p>
+            <w:r>
+              <w:t>22 000 000</w:t>
+            </w:r>
+          </w:p>
+        </w:tc>
+        <w:tc>
+          <w:tcPr/>
+          <w:p>
+            <w:r>
+              <w:t>оценка: таргетированная реклама — крупнейшая статья при высокой стоимости привлечения ученика в EdTech</w:t>
+            </w:r>
+          </w:p>
+        </w:tc>
+      </w:tr>
+      <w:tr>
+        <w:tc>
+          <w:tcPr/>
+          <w:p>
+            <w:r>
+              <w:t>Административные расходы</w:t>
+            </w:r>
+          </w:p>
+        </w:tc>
+        <w:tc>
+          <w:tcPr/>
+          <w:p>
+            <w:r>
+              <w:t>11 000 000</w:t>
+            </w:r>
+          </w:p>
+        </w:tc>
+        <w:tc>
+          <w:tcPr/>
+          <w:p>
+            <w:r>
+              <w:t>оценка: бухгалтерия, поддержка учеников, эквайринг, офисные расходы</w:t>
+            </w:r>
+          </w:p>
+        </w:tc>
+      </w:tr>
+      <w:tr>
+        <w:tc>
+          <w:tcPr/>
+          <w:p>
+            <w:r>
+              <w:rPr>
+                <w:b/>
+              </w:rPr>
+              <w:t>Итого расходы/мес</w:t>
+            </w:r>
+          </w:p>
+        </w:tc>
+        <w:tc>
+          <w:tcPr/>
+          <w:p>
+            <w:r>
+              <w:rPr>
+                <w:b/>
+              </w:rPr>
+              <w:t>83 000 000</w:t>
+            </w:r>
+          </w:p>
+        </w:tc>
+        <w:tc>
+          <w:tcPr/>
+          <w:p/>
+        </w:tc>
+      </w:tr>
+    </w:tbl>
+    <w:sdt>
+      <w:sdtPr>
+        <w:tag w:val="clarkdown:div"/>
+        <ck:div v="|panel|"/>
+      </w:sdtPr>
+      <w:sdtContent>
+        <w:tbl>
+          <w:tblPr>
+            <w:tblW w:w="5000" w:type="pct"/>
+            <w:tblBorders>
+              <w:top w:val="none"/>
+              <w:left w:val="none"/>
+              <w:bottom w:val="none"/>
+              <w:right w:val="none"/>
+              <w:insideH w:val="none"/>
+              <w:insideV w:val="none"/>
+            </w:tblBorders>
+            <w:tblCellMar>
+              <w:top w:w="320" w:type="dxa"/>
+              <w:left w:w="240" w:type="dxa"/>
+              <w:bottom w:w="320" w:type="dxa"/>
+              <w:right w:w="240" w:type="dxa"/>
+            </w:tblCellMar>
+          </w:tblPr>
+          <w:tblGrid>
+            <w:gridCol/>
+          </w:tblGrid>
+          <w:tr>
+            <w:tc>
+              <w:tcPr>
+                <w:shd w:val="clear" w:fill="E4E4E4"/>
+              </w:tcPr>
+              <w:p>
+                <w:r>
+                  <w:rPr>
+                    <w:b/>
+                  </w:rPr>
+                  <w:t>Ежемесячная прибыль:</w:t>
+                </w:r>
+                <w:r>
+                  <w:t xml:space="preserve"> 29 000 000 сум · </w:t>
+                </w:r>
+                <w:r>
+                  <w:rPr>
+                    <w:b/>
+                  </w:rPr>
+                  <w:t>Срок окупаемости:</w:t>
+                </w:r>
+                <w:r>
+                  <w:t xml:space="preserve"> 12,1 мес. · </w:t>
+                </w:r>
+                <w:r>
+                  <w:rPr>
+                    <w:b/>
+                  </w:rPr>
+                  <w:t>Рентабельность продаж:</w:t>
+                </w:r>
+                <w:r>
+                  <w:t xml:space="preserve"> 25,9%</w:t>
+                </w:r>
+              </w:p>
+            </w:tc>
+          </w:tr>
+        </w:tbl>
+      </w:sdtContent>
+    </w:sdt>
+    <w:p>
+      <w:r>
+        <w:rPr>
+          <w:rStyle w:val="CkCaption"/>
+          <w:i/>
+        </w:rPr>
+        <w:t>Как считался этот пример: сумма стартовых затрат — 350 млн сум, точно соответствует резюме. Прибыль ≈29 млн сум/мес даёт окупаемость ≈12,1 мес. — соответствует заявленным ~12 мес.</w:t>
+      </w:r>
+    </w:p>
+    <w:p>
+      <w:r>
+        <w:t>[Впишите] Пересчитайте таблицы выше на основе цен, ставок аренды/зарплат и объёмов продаж вашего проекта в вашем регионе.</w:t>
+      </w:r>
+    </w:p>
+    <w:p>
+      <w:pPr>
+        <w:pStyle w:val="Heading2"/>
         <ck:id v="risks"/>
       </w:pPr>
-      <w:bookmarkStart w:id="9" w:name="risks"/>
+      <w:bookmarkStart w:id="10" w:name="risks"/>
       <w:r>
         <w:t>Риски и меры по их снижению</w:t>
       </w:r>
-      <w:bookmarkEnd w:id="9"/>
+      <w:bookmarkEnd w:id="10"/>
     </w:p>
     <w:tbl>
       <w:tblPr>
